--- a/tests/corpus/08_advanced.docx
+++ b/tests/corpus/08_advanced.docx
@@ -235,9 +235,6 @@
     <w:p>
       <w:pPr>
         <w:pStyle w:val="EndnoteText"/>
-        <w:rPr>
-          <w:lang w:val="it-IT"/>
-        </w:rPr>
       </w:pPr>
       <w:r>
         <w:rPr>
@@ -246,13 +243,7 @@
         <w:endnoteRef/>
       </w:r>
       <w:r>
-        <w:t xml:space="preserve"> </w:t>
-      </w:r>
-      <w:r>
-        <w:rPr>
-          <w:lang w:val="it-IT"/>
-        </w:rPr>
-        <w:t>Endnote text.</w:t>
+        <w:t xml:space="preserve"> Endnote text.</w:t>
       </w:r>
     </w:p>
   </w:endnote>
@@ -758,7 +749,7 @@
     <w:link w:val="Heading1Char"/>
     <w:uiPriority w:val="9"/>
     <w:qFormat/>
-    <w:rsid w:val="005801A6"/>
+    <w:rsid w:val="002614C3"/>
     <w:pPr>
       <w:keepNext/>
       <w:keepLines/>
@@ -781,7 +772,7 @@
     <w:semiHidden/>
     <w:unhideWhenUsed/>
     <w:qFormat/>
-    <w:rsid w:val="005801A6"/>
+    <w:rsid w:val="002614C3"/>
     <w:pPr>
       <w:keepNext/>
       <w:keepLines/>
@@ -804,7 +795,7 @@
     <w:semiHidden/>
     <w:unhideWhenUsed/>
     <w:qFormat/>
-    <w:rsid w:val="005801A6"/>
+    <w:rsid w:val="002614C3"/>
     <w:pPr>
       <w:keepNext/>
       <w:keepLines/>
@@ -827,7 +818,7 @@
     <w:semiHidden/>
     <w:unhideWhenUsed/>
     <w:qFormat/>
-    <w:rsid w:val="005801A6"/>
+    <w:rsid w:val="002614C3"/>
     <w:pPr>
       <w:keepNext/>
       <w:keepLines/>
@@ -850,7 +841,7 @@
     <w:semiHidden/>
     <w:unhideWhenUsed/>
     <w:qFormat/>
-    <w:rsid w:val="005801A6"/>
+    <w:rsid w:val="002614C3"/>
     <w:pPr>
       <w:keepNext/>
       <w:keepLines/>
@@ -871,7 +862,7 @@
     <w:semiHidden/>
     <w:unhideWhenUsed/>
     <w:qFormat/>
-    <w:rsid w:val="005801A6"/>
+    <w:rsid w:val="002614C3"/>
     <w:pPr>
       <w:keepNext/>
       <w:keepLines/>
@@ -894,7 +885,7 @@
     <w:semiHidden/>
     <w:unhideWhenUsed/>
     <w:qFormat/>
-    <w:rsid w:val="005801A6"/>
+    <w:rsid w:val="002614C3"/>
     <w:pPr>
       <w:keepNext/>
       <w:keepLines/>
@@ -915,7 +906,7 @@
     <w:semiHidden/>
     <w:unhideWhenUsed/>
     <w:qFormat/>
-    <w:rsid w:val="005801A6"/>
+    <w:rsid w:val="002614C3"/>
     <w:pPr>
       <w:keepNext/>
       <w:keepLines/>
@@ -938,7 +929,7 @@
     <w:semiHidden/>
     <w:unhideWhenUsed/>
     <w:qFormat/>
-    <w:rsid w:val="005801A6"/>
+    <w:rsid w:val="002614C3"/>
     <w:pPr>
       <w:keepNext/>
       <w:keepLines/>
@@ -982,7 +973,7 @@
     <w:basedOn w:val="DefaultParagraphFont"/>
     <w:link w:val="Heading1"/>
     <w:uiPriority w:val="9"/>
-    <w:rsid w:val="005801A6"/>
+    <w:rsid w:val="002614C3"/>
     <w:rPr>
       <w:rFonts w:asciiTheme="majorHAnsi" w:eastAsiaTheme="majorEastAsia" w:hAnsiTheme="majorHAnsi" w:cstheme="majorBidi"/>
       <w:color w:val="2F5496" w:themeColor="accent1" w:themeShade="BF"/>
@@ -996,7 +987,7 @@
     <w:link w:val="Heading2"/>
     <w:uiPriority w:val="9"/>
     <w:semiHidden/>
-    <w:rsid w:val="005801A6"/>
+    <w:rsid w:val="002614C3"/>
     <w:rPr>
       <w:rFonts w:asciiTheme="majorHAnsi" w:eastAsiaTheme="majorEastAsia" w:hAnsiTheme="majorHAnsi" w:cstheme="majorBidi"/>
       <w:color w:val="2F5496" w:themeColor="accent1" w:themeShade="BF"/>
@@ -1010,7 +1001,7 @@
     <w:link w:val="Heading3"/>
     <w:uiPriority w:val="9"/>
     <w:semiHidden/>
-    <w:rsid w:val="005801A6"/>
+    <w:rsid w:val="002614C3"/>
     <w:rPr>
       <w:rFonts w:eastAsiaTheme="majorEastAsia" w:cstheme="majorBidi"/>
       <w:color w:val="2F5496" w:themeColor="accent1" w:themeShade="BF"/>
@@ -1024,7 +1015,7 @@
     <w:link w:val="Heading4"/>
     <w:uiPriority w:val="9"/>
     <w:semiHidden/>
-    <w:rsid w:val="005801A6"/>
+    <w:rsid w:val="002614C3"/>
     <w:rPr>
       <w:rFonts w:eastAsiaTheme="majorEastAsia" w:cstheme="majorBidi"/>
       <w:i/>
@@ -1038,7 +1029,7 @@
     <w:link w:val="Heading5"/>
     <w:uiPriority w:val="9"/>
     <w:semiHidden/>
-    <w:rsid w:val="005801A6"/>
+    <w:rsid w:val="002614C3"/>
     <w:rPr>
       <w:rFonts w:eastAsiaTheme="majorEastAsia" w:cstheme="majorBidi"/>
       <w:color w:val="2F5496" w:themeColor="accent1" w:themeShade="BF"/>
@@ -1050,7 +1041,7 @@
     <w:link w:val="Heading6"/>
     <w:uiPriority w:val="9"/>
     <w:semiHidden/>
-    <w:rsid w:val="005801A6"/>
+    <w:rsid w:val="002614C3"/>
     <w:rPr>
       <w:rFonts w:eastAsiaTheme="majorEastAsia" w:cstheme="majorBidi"/>
       <w:i/>
@@ -1064,7 +1055,7 @@
     <w:link w:val="Heading7"/>
     <w:uiPriority w:val="9"/>
     <w:semiHidden/>
-    <w:rsid w:val="005801A6"/>
+    <w:rsid w:val="002614C3"/>
     <w:rPr>
       <w:rFonts w:eastAsiaTheme="majorEastAsia" w:cstheme="majorBidi"/>
       <w:color w:val="595959" w:themeColor="text1" w:themeTint="A6"/>
@@ -1076,7 +1067,7 @@
     <w:link w:val="Heading8"/>
     <w:uiPriority w:val="9"/>
     <w:semiHidden/>
-    <w:rsid w:val="005801A6"/>
+    <w:rsid w:val="002614C3"/>
     <w:rPr>
       <w:rFonts w:eastAsiaTheme="majorEastAsia" w:cstheme="majorBidi"/>
       <w:i/>
@@ -1090,7 +1081,7 @@
     <w:link w:val="Heading9"/>
     <w:uiPriority w:val="9"/>
     <w:semiHidden/>
-    <w:rsid w:val="005801A6"/>
+    <w:rsid w:val="002614C3"/>
     <w:rPr>
       <w:rFonts w:eastAsiaTheme="majorEastAsia" w:cstheme="majorBidi"/>
       <w:color w:val="272727" w:themeColor="text1" w:themeTint="D8"/>
@@ -1103,7 +1094,7 @@
     <w:link w:val="TitleChar"/>
     <w:uiPriority w:val="10"/>
     <w:qFormat/>
-    <w:rsid w:val="005801A6"/>
+    <w:rsid w:val="002614C3"/>
     <w:pPr>
       <w:spacing w:after="80" w:line="240" w:lineRule="auto"/>
       <w:contextualSpacing/>
@@ -1121,7 +1112,7 @@
     <w:basedOn w:val="DefaultParagraphFont"/>
     <w:link w:val="Title"/>
     <w:uiPriority w:val="10"/>
-    <w:rsid w:val="005801A6"/>
+    <w:rsid w:val="002614C3"/>
     <w:rPr>
       <w:rFonts w:asciiTheme="majorHAnsi" w:eastAsiaTheme="majorEastAsia" w:hAnsiTheme="majorHAnsi" w:cstheme="majorBidi"/>
       <w:spacing w:val="-10"/>
@@ -1137,7 +1128,7 @@
     <w:link w:val="SubtitleChar"/>
     <w:uiPriority w:val="11"/>
     <w:qFormat/>
-    <w:rsid w:val="005801A6"/>
+    <w:rsid w:val="002614C3"/>
     <w:pPr>
       <w:numPr>
         <w:ilvl w:val="1"/>
@@ -1156,7 +1147,7 @@
     <w:basedOn w:val="DefaultParagraphFont"/>
     <w:link w:val="Subtitle"/>
     <w:uiPriority w:val="11"/>
-    <w:rsid w:val="005801A6"/>
+    <w:rsid w:val="002614C3"/>
     <w:rPr>
       <w:rFonts w:eastAsiaTheme="majorEastAsia" w:cstheme="majorBidi"/>
       <w:color w:val="595959" w:themeColor="text1" w:themeTint="A6"/>
@@ -1172,7 +1163,7 @@
     <w:link w:val="QuoteChar"/>
     <w:uiPriority w:val="29"/>
     <w:qFormat/>
-    <w:rsid w:val="005801A6"/>
+    <w:rsid w:val="002614C3"/>
     <w:pPr>
       <w:spacing w:before="160"/>
       <w:jc w:val="center"/>
@@ -1188,7 +1179,7 @@
     <w:basedOn w:val="DefaultParagraphFont"/>
     <w:link w:val="Quote"/>
     <w:uiPriority w:val="29"/>
-    <w:rsid w:val="005801A6"/>
+    <w:rsid w:val="002614C3"/>
     <w:rPr>
       <w:i/>
       <w:iCs/>
@@ -1200,7 +1191,7 @@
     <w:basedOn w:val="Normal"/>
     <w:uiPriority w:val="34"/>
     <w:qFormat/>
-    <w:rsid w:val="005801A6"/>
+    <w:rsid w:val="002614C3"/>
     <w:pPr>
       <w:ind w:left="720"/>
       <w:contextualSpacing/>
@@ -1211,7 +1202,7 @@
     <w:basedOn w:val="DefaultParagraphFont"/>
     <w:uiPriority w:val="21"/>
     <w:qFormat/>
-    <w:rsid w:val="005801A6"/>
+    <w:rsid w:val="002614C3"/>
     <w:rPr>
       <w:i/>
       <w:iCs/>
@@ -1225,7 +1216,7 @@
     <w:link w:val="IntenseQuoteChar"/>
     <w:uiPriority w:val="30"/>
     <w:qFormat/>
-    <w:rsid w:val="005801A6"/>
+    <w:rsid w:val="002614C3"/>
     <w:pPr>
       <w:pBdr>
         <w:top w:val="single" w:sz="4" w:space="10" w:color="2F5496" w:themeColor="accent1" w:themeShade="BF"/>
@@ -1246,7 +1237,7 @@
     <w:basedOn w:val="DefaultParagraphFont"/>
     <w:link w:val="IntenseQuote"/>
     <w:uiPriority w:val="30"/>
-    <w:rsid w:val="005801A6"/>
+    <w:rsid w:val="002614C3"/>
     <w:rPr>
       <w:i/>
       <w:iCs/>
@@ -1258,7 +1249,7 @@
     <w:basedOn w:val="DefaultParagraphFont"/>
     <w:uiPriority w:val="32"/>
     <w:qFormat/>
-    <w:rsid w:val="005801A6"/>
+    <w:rsid w:val="002614C3"/>
     <w:rPr>
       <w:b/>
       <w:bCs/>
@@ -1273,7 +1264,7 @@
     <w:link w:val="HeaderChar"/>
     <w:uiPriority w:val="99"/>
     <w:unhideWhenUsed/>
-    <w:rsid w:val="005801A6"/>
+    <w:rsid w:val="002614C3"/>
     <w:pPr>
       <w:tabs>
         <w:tab w:val="center" w:pos="4513"/>
@@ -1287,7 +1278,7 @@
     <w:basedOn w:val="DefaultParagraphFont"/>
     <w:link w:val="Header"/>
     <w:uiPriority w:val="99"/>
-    <w:rsid w:val="005801A6"/>
+    <w:rsid w:val="002614C3"/>
   </w:style>
   <w:style w:type="paragraph" w:styleId="Footer">
     <w:name w:val="footer"/>
@@ -1295,7 +1286,7 @@
     <w:link w:val="FooterChar"/>
     <w:uiPriority w:val="99"/>
     <w:unhideWhenUsed/>
-    <w:rsid w:val="005801A6"/>
+    <w:rsid w:val="002614C3"/>
     <w:pPr>
       <w:tabs>
         <w:tab w:val="center" w:pos="4513"/>
@@ -1309,7 +1300,7 @@
     <w:basedOn w:val="DefaultParagraphFont"/>
     <w:link w:val="Footer"/>
     <w:uiPriority w:val="99"/>
-    <w:rsid w:val="005801A6"/>
+    <w:rsid w:val="002614C3"/>
   </w:style>
   <w:style w:type="paragraph" w:styleId="EndnoteText">
     <w:name w:val="endnote text"/>
@@ -1318,7 +1309,7 @@
     <w:uiPriority w:val="99"/>
     <w:semiHidden/>
     <w:unhideWhenUsed/>
-    <w:rsid w:val="005801A6"/>
+    <w:rsid w:val="002614C3"/>
     <w:pPr>
       <w:spacing w:after="0" w:line="240" w:lineRule="auto"/>
     </w:pPr>
@@ -1333,7 +1324,7 @@
     <w:link w:val="EndnoteText"/>
     <w:uiPriority w:val="99"/>
     <w:semiHidden/>
-    <w:rsid w:val="005801A6"/>
+    <w:rsid w:val="002614C3"/>
     <w:rPr>
       <w:sz w:val="20"/>
       <w:szCs w:val="20"/>
@@ -1345,7 +1336,7 @@
     <w:uiPriority w:val="99"/>
     <w:semiHidden/>
     <w:unhideWhenUsed/>
-    <w:rsid w:val="005801A6"/>
+    <w:rsid w:val="002614C3"/>
     <w:rPr>
       <w:vertAlign w:val="superscript"/>
     </w:rPr>

--- a/tests/corpus/08_advanced.docx
+++ b/tests/corpus/08_advanced.docx
@@ -749,7 +749,7 @@
     <w:link w:val="Heading1Char"/>
     <w:uiPriority w:val="9"/>
     <w:qFormat/>
-    <w:rsid w:val="002614C3"/>
+    <w:rsid w:val="00D26EBF"/>
     <w:pPr>
       <w:keepNext/>
       <w:keepLines/>
@@ -772,7 +772,7 @@
     <w:semiHidden/>
     <w:unhideWhenUsed/>
     <w:qFormat/>
-    <w:rsid w:val="002614C3"/>
+    <w:rsid w:val="00D26EBF"/>
     <w:pPr>
       <w:keepNext/>
       <w:keepLines/>
@@ -795,7 +795,7 @@
     <w:semiHidden/>
     <w:unhideWhenUsed/>
     <w:qFormat/>
-    <w:rsid w:val="002614C3"/>
+    <w:rsid w:val="00D26EBF"/>
     <w:pPr>
       <w:keepNext/>
       <w:keepLines/>
@@ -818,7 +818,7 @@
     <w:semiHidden/>
     <w:unhideWhenUsed/>
     <w:qFormat/>
-    <w:rsid w:val="002614C3"/>
+    <w:rsid w:val="00D26EBF"/>
     <w:pPr>
       <w:keepNext/>
       <w:keepLines/>
@@ -841,7 +841,7 @@
     <w:semiHidden/>
     <w:unhideWhenUsed/>
     <w:qFormat/>
-    <w:rsid w:val="002614C3"/>
+    <w:rsid w:val="00D26EBF"/>
     <w:pPr>
       <w:keepNext/>
       <w:keepLines/>
@@ -862,7 +862,7 @@
     <w:semiHidden/>
     <w:unhideWhenUsed/>
     <w:qFormat/>
-    <w:rsid w:val="002614C3"/>
+    <w:rsid w:val="00D26EBF"/>
     <w:pPr>
       <w:keepNext/>
       <w:keepLines/>
@@ -885,7 +885,7 @@
     <w:semiHidden/>
     <w:unhideWhenUsed/>
     <w:qFormat/>
-    <w:rsid w:val="002614C3"/>
+    <w:rsid w:val="00D26EBF"/>
     <w:pPr>
       <w:keepNext/>
       <w:keepLines/>
@@ -906,7 +906,7 @@
     <w:semiHidden/>
     <w:unhideWhenUsed/>
     <w:qFormat/>
-    <w:rsid w:val="002614C3"/>
+    <w:rsid w:val="00D26EBF"/>
     <w:pPr>
       <w:keepNext/>
       <w:keepLines/>
@@ -929,7 +929,7 @@
     <w:semiHidden/>
     <w:unhideWhenUsed/>
     <w:qFormat/>
-    <w:rsid w:val="002614C3"/>
+    <w:rsid w:val="00D26EBF"/>
     <w:pPr>
       <w:keepNext/>
       <w:keepLines/>
@@ -973,7 +973,7 @@
     <w:basedOn w:val="DefaultParagraphFont"/>
     <w:link w:val="Heading1"/>
     <w:uiPriority w:val="9"/>
-    <w:rsid w:val="002614C3"/>
+    <w:rsid w:val="00D26EBF"/>
     <w:rPr>
       <w:rFonts w:asciiTheme="majorHAnsi" w:eastAsiaTheme="majorEastAsia" w:hAnsiTheme="majorHAnsi" w:cstheme="majorBidi"/>
       <w:color w:val="2F5496" w:themeColor="accent1" w:themeShade="BF"/>
@@ -987,7 +987,7 @@
     <w:link w:val="Heading2"/>
     <w:uiPriority w:val="9"/>
     <w:semiHidden/>
-    <w:rsid w:val="002614C3"/>
+    <w:rsid w:val="00D26EBF"/>
     <w:rPr>
       <w:rFonts w:asciiTheme="majorHAnsi" w:eastAsiaTheme="majorEastAsia" w:hAnsiTheme="majorHAnsi" w:cstheme="majorBidi"/>
       <w:color w:val="2F5496" w:themeColor="accent1" w:themeShade="BF"/>
@@ -1001,7 +1001,7 @@
     <w:link w:val="Heading3"/>
     <w:uiPriority w:val="9"/>
     <w:semiHidden/>
-    <w:rsid w:val="002614C3"/>
+    <w:rsid w:val="00D26EBF"/>
     <w:rPr>
       <w:rFonts w:eastAsiaTheme="majorEastAsia" w:cstheme="majorBidi"/>
       <w:color w:val="2F5496" w:themeColor="accent1" w:themeShade="BF"/>
@@ -1015,7 +1015,7 @@
     <w:link w:val="Heading4"/>
     <w:uiPriority w:val="9"/>
     <w:semiHidden/>
-    <w:rsid w:val="002614C3"/>
+    <w:rsid w:val="00D26EBF"/>
     <w:rPr>
       <w:rFonts w:eastAsiaTheme="majorEastAsia" w:cstheme="majorBidi"/>
       <w:i/>
@@ -1029,7 +1029,7 @@
     <w:link w:val="Heading5"/>
     <w:uiPriority w:val="9"/>
     <w:semiHidden/>
-    <w:rsid w:val="002614C3"/>
+    <w:rsid w:val="00D26EBF"/>
     <w:rPr>
       <w:rFonts w:eastAsiaTheme="majorEastAsia" w:cstheme="majorBidi"/>
       <w:color w:val="2F5496" w:themeColor="accent1" w:themeShade="BF"/>
@@ -1041,7 +1041,7 @@
     <w:link w:val="Heading6"/>
     <w:uiPriority w:val="9"/>
     <w:semiHidden/>
-    <w:rsid w:val="002614C3"/>
+    <w:rsid w:val="00D26EBF"/>
     <w:rPr>
       <w:rFonts w:eastAsiaTheme="majorEastAsia" w:cstheme="majorBidi"/>
       <w:i/>
@@ -1055,7 +1055,7 @@
     <w:link w:val="Heading7"/>
     <w:uiPriority w:val="9"/>
     <w:semiHidden/>
-    <w:rsid w:val="002614C3"/>
+    <w:rsid w:val="00D26EBF"/>
     <w:rPr>
       <w:rFonts w:eastAsiaTheme="majorEastAsia" w:cstheme="majorBidi"/>
       <w:color w:val="595959" w:themeColor="text1" w:themeTint="A6"/>
@@ -1067,7 +1067,7 @@
     <w:link w:val="Heading8"/>
     <w:uiPriority w:val="9"/>
     <w:semiHidden/>
-    <w:rsid w:val="002614C3"/>
+    <w:rsid w:val="00D26EBF"/>
     <w:rPr>
       <w:rFonts w:eastAsiaTheme="majorEastAsia" w:cstheme="majorBidi"/>
       <w:i/>
@@ -1081,7 +1081,7 @@
     <w:link w:val="Heading9"/>
     <w:uiPriority w:val="9"/>
     <w:semiHidden/>
-    <w:rsid w:val="002614C3"/>
+    <w:rsid w:val="00D26EBF"/>
     <w:rPr>
       <w:rFonts w:eastAsiaTheme="majorEastAsia" w:cstheme="majorBidi"/>
       <w:color w:val="272727" w:themeColor="text1" w:themeTint="D8"/>
@@ -1094,7 +1094,7 @@
     <w:link w:val="TitleChar"/>
     <w:uiPriority w:val="10"/>
     <w:qFormat/>
-    <w:rsid w:val="002614C3"/>
+    <w:rsid w:val="00D26EBF"/>
     <w:pPr>
       <w:spacing w:after="80" w:line="240" w:lineRule="auto"/>
       <w:contextualSpacing/>
@@ -1112,7 +1112,7 @@
     <w:basedOn w:val="DefaultParagraphFont"/>
     <w:link w:val="Title"/>
     <w:uiPriority w:val="10"/>
-    <w:rsid w:val="002614C3"/>
+    <w:rsid w:val="00D26EBF"/>
     <w:rPr>
       <w:rFonts w:asciiTheme="majorHAnsi" w:eastAsiaTheme="majorEastAsia" w:hAnsiTheme="majorHAnsi" w:cstheme="majorBidi"/>
       <w:spacing w:val="-10"/>
@@ -1128,7 +1128,7 @@
     <w:link w:val="SubtitleChar"/>
     <w:uiPriority w:val="11"/>
     <w:qFormat/>
-    <w:rsid w:val="002614C3"/>
+    <w:rsid w:val="00D26EBF"/>
     <w:pPr>
       <w:numPr>
         <w:ilvl w:val="1"/>
@@ -1147,7 +1147,7 @@
     <w:basedOn w:val="DefaultParagraphFont"/>
     <w:link w:val="Subtitle"/>
     <w:uiPriority w:val="11"/>
-    <w:rsid w:val="002614C3"/>
+    <w:rsid w:val="00D26EBF"/>
     <w:rPr>
       <w:rFonts w:eastAsiaTheme="majorEastAsia" w:cstheme="majorBidi"/>
       <w:color w:val="595959" w:themeColor="text1" w:themeTint="A6"/>
@@ -1163,7 +1163,7 @@
     <w:link w:val="QuoteChar"/>
     <w:uiPriority w:val="29"/>
     <w:qFormat/>
-    <w:rsid w:val="002614C3"/>
+    <w:rsid w:val="00D26EBF"/>
     <w:pPr>
       <w:spacing w:before="160"/>
       <w:jc w:val="center"/>
@@ -1179,7 +1179,7 @@
     <w:basedOn w:val="DefaultParagraphFont"/>
     <w:link w:val="Quote"/>
     <w:uiPriority w:val="29"/>
-    <w:rsid w:val="002614C3"/>
+    <w:rsid w:val="00D26EBF"/>
     <w:rPr>
       <w:i/>
       <w:iCs/>
@@ -1191,7 +1191,7 @@
     <w:basedOn w:val="Normal"/>
     <w:uiPriority w:val="34"/>
     <w:qFormat/>
-    <w:rsid w:val="002614C3"/>
+    <w:rsid w:val="00D26EBF"/>
     <w:pPr>
       <w:ind w:left="720"/>
       <w:contextualSpacing/>
@@ -1202,7 +1202,7 @@
     <w:basedOn w:val="DefaultParagraphFont"/>
     <w:uiPriority w:val="21"/>
     <w:qFormat/>
-    <w:rsid w:val="002614C3"/>
+    <w:rsid w:val="00D26EBF"/>
     <w:rPr>
       <w:i/>
       <w:iCs/>
@@ -1216,7 +1216,7 @@
     <w:link w:val="IntenseQuoteChar"/>
     <w:uiPriority w:val="30"/>
     <w:qFormat/>
-    <w:rsid w:val="002614C3"/>
+    <w:rsid w:val="00D26EBF"/>
     <w:pPr>
       <w:pBdr>
         <w:top w:val="single" w:sz="4" w:space="10" w:color="2F5496" w:themeColor="accent1" w:themeShade="BF"/>
@@ -1237,7 +1237,7 @@
     <w:basedOn w:val="DefaultParagraphFont"/>
     <w:link w:val="IntenseQuote"/>
     <w:uiPriority w:val="30"/>
-    <w:rsid w:val="002614C3"/>
+    <w:rsid w:val="00D26EBF"/>
     <w:rPr>
       <w:i/>
       <w:iCs/>
@@ -1249,7 +1249,7 @@
     <w:basedOn w:val="DefaultParagraphFont"/>
     <w:uiPriority w:val="32"/>
     <w:qFormat/>
-    <w:rsid w:val="002614C3"/>
+    <w:rsid w:val="00D26EBF"/>
     <w:rPr>
       <w:b/>
       <w:bCs/>
@@ -1264,7 +1264,7 @@
     <w:link w:val="HeaderChar"/>
     <w:uiPriority w:val="99"/>
     <w:unhideWhenUsed/>
-    <w:rsid w:val="002614C3"/>
+    <w:rsid w:val="00D26EBF"/>
     <w:pPr>
       <w:tabs>
         <w:tab w:val="center" w:pos="4513"/>
@@ -1278,7 +1278,7 @@
     <w:basedOn w:val="DefaultParagraphFont"/>
     <w:link w:val="Header"/>
     <w:uiPriority w:val="99"/>
-    <w:rsid w:val="002614C3"/>
+    <w:rsid w:val="00D26EBF"/>
   </w:style>
   <w:style w:type="paragraph" w:styleId="Footer">
     <w:name w:val="footer"/>
@@ -1286,7 +1286,7 @@
     <w:link w:val="FooterChar"/>
     <w:uiPriority w:val="99"/>
     <w:unhideWhenUsed/>
-    <w:rsid w:val="002614C3"/>
+    <w:rsid w:val="00D26EBF"/>
     <w:pPr>
       <w:tabs>
         <w:tab w:val="center" w:pos="4513"/>
@@ -1300,7 +1300,7 @@
     <w:basedOn w:val="DefaultParagraphFont"/>
     <w:link w:val="Footer"/>
     <w:uiPriority w:val="99"/>
-    <w:rsid w:val="002614C3"/>
+    <w:rsid w:val="00D26EBF"/>
   </w:style>
   <w:style w:type="paragraph" w:styleId="EndnoteText">
     <w:name w:val="endnote text"/>
@@ -1309,7 +1309,7 @@
     <w:uiPriority w:val="99"/>
     <w:semiHidden/>
     <w:unhideWhenUsed/>
-    <w:rsid w:val="002614C3"/>
+    <w:rsid w:val="00D26EBF"/>
     <w:pPr>
       <w:spacing w:after="0" w:line="240" w:lineRule="auto"/>
     </w:pPr>
@@ -1324,7 +1324,7 @@
     <w:link w:val="EndnoteText"/>
     <w:uiPriority w:val="99"/>
     <w:semiHidden/>
-    <w:rsid w:val="002614C3"/>
+    <w:rsid w:val="00D26EBF"/>
     <w:rPr>
       <w:sz w:val="20"/>
       <w:szCs w:val="20"/>
@@ -1336,7 +1336,7 @@
     <w:uiPriority w:val="99"/>
     <w:semiHidden/>
     <w:unhideWhenUsed/>
-    <w:rsid w:val="002614C3"/>
+    <w:rsid w:val="00D26EBF"/>
     <w:rPr>
       <w:vertAlign w:val="superscript"/>
     </w:rPr>
